--- a/КС/ЛАБА 4.docx
+++ b/КС/ЛАБА 4.docx
@@ -292,7 +292,7 @@
           <w:sz w:val="28"/>
           <w:szCs w:val="28"/>
         </w:rPr>
-        <w:t>3</w:t>
+        <w:t>4</w:t>
       </w:r>
     </w:p>
     <w:p>
@@ -2954,6 +2954,7 @@
       <w:r>
         <w:rPr>
           <w:rFonts w:ascii="Times New Roman" w:hAnsi="Times New Roman" w:cs="Times New Roman"/>
+          <w:noProof/>
           <w:color w:val="000000" w:themeColor="text1"/>
           <w:sz w:val="28"/>
           <w:szCs w:val="28"/>
@@ -4583,6 +4584,7 @@
           <w:color w:val="000000" w:themeColor="text1"/>
           <w:sz w:val="28"/>
           <w:szCs w:val="28"/>
+          <w:lang w:val="en-US"/>
         </w:rPr>
       </w:pPr>
     </w:p>
@@ -4628,6 +4630,7 @@
           <w:rFonts w:ascii="Times New Roman" w:hAnsi="Times New Roman" w:cs="Times New Roman"/>
           <w:b/>
           <w:bCs/>
+          <w:noProof/>
           <w:color w:val="000000" w:themeColor="text1"/>
           <w:sz w:val="28"/>
           <w:szCs w:val="28"/>
@@ -5855,6 +5858,7 @@
   <w:style w:type="character" w:default="1" w:styleId="a0">
     <w:name w:val="Default Paragraph Font"/>
     <w:uiPriority w:val="1"/>
+    <w:semiHidden/>
     <w:unhideWhenUsed/>
   </w:style>
   <w:style w:type="table" w:default="1" w:styleId="a1">
